--- a/templates/InformePruebaV3.docx
+++ b/templates/InformePruebaV3.docx
@@ -53,192 +53,108 @@
           <w:sz w:val="32"/>
           <w:szCs w:val="32"/>
         </w:rPr>
-        <w:t xml:space="preserve">Institución: </w:t>
-      </w:r>
-      <w:proofErr w:type="gramStart"/>
+        <w:t>Institución: {{ NombreInstituci</w:t>
+      </w:r>
       <w:r>
         <w:rPr>
           <w:rFonts w:ascii="Helvetica" w:hAnsi="Helvetica"/>
           <w:sz w:val="32"/>
           <w:szCs w:val="32"/>
         </w:rPr>
-        <w:t xml:space="preserve">{{ </w:t>
-      </w:r>
-      <w:proofErr w:type="spellStart"/>
+        <w:t>o</w:t>
+      </w:r>
       <w:r>
         <w:rPr>
           <w:rFonts w:ascii="Helvetica" w:hAnsi="Helvetica"/>
           <w:sz w:val="32"/>
           <w:szCs w:val="32"/>
         </w:rPr>
-        <w:t>NombreInstituci</w:t>
-      </w:r>
-      <w:r>
+        <w:t>n }}</w:t>
+      </w:r>
+    </w:p>
+    <w:p>
+      <w:pPr>
+        <w:jc w:val="center"/>
         <w:rPr>
           <w:rFonts w:ascii="Helvetica" w:hAnsi="Helvetica"/>
           <w:sz w:val="32"/>
           <w:szCs w:val="32"/>
         </w:rPr>
-        <w:t>o</w:t>
-      </w:r>
+      </w:pPr>
       <w:r>
         <w:rPr>
           <w:rFonts w:ascii="Helvetica" w:hAnsi="Helvetica"/>
           <w:sz w:val="32"/>
           <w:szCs w:val="32"/>
         </w:rPr>
-        <w:t>n</w:t>
-      </w:r>
-      <w:proofErr w:type="spellEnd"/>
-      <w:proofErr w:type="gramEnd"/>
-      <w:r>
+        <w:t>Titulación: {{ NombreTitulacion }}</w:t>
+      </w:r>
+    </w:p>
+    <w:p>
+      <w:pPr>
+        <w:jc w:val="center"/>
         <w:rPr>
           <w:rFonts w:ascii="Helvetica" w:hAnsi="Helvetica"/>
           <w:sz w:val="32"/>
           <w:szCs w:val="32"/>
         </w:rPr>
-        <w:t xml:space="preserve"> }}</w:t>
-      </w:r>
-    </w:p>
-    <w:p>
-      <w:pPr>
-        <w:jc w:val="center"/>
+      </w:pPr>
+      <w:r>
         <w:rPr>
           <w:rFonts w:ascii="Helvetica" w:hAnsi="Helvetica"/>
           <w:sz w:val="32"/>
           <w:szCs w:val="32"/>
         </w:rPr>
-      </w:pPr>
-      <w:r>
+        <w:t>Fecha de emisión: {{ FechaCreacion }}</w:t>
+      </w:r>
+    </w:p>
+    <w:p>
+      <w:pPr>
+        <w:jc w:val="center"/>
         <w:rPr>
           <w:rFonts w:ascii="Helvetica" w:hAnsi="Helvetica"/>
           <w:sz w:val="32"/>
           <w:szCs w:val="32"/>
         </w:rPr>
-        <w:t xml:space="preserve">Titulación: </w:t>
-      </w:r>
-      <w:proofErr w:type="gramStart"/>
+      </w:pPr>
       <w:r>
         <w:rPr>
           <w:rFonts w:ascii="Helvetica" w:hAnsi="Helvetica"/>
           <w:sz w:val="32"/>
           <w:szCs w:val="32"/>
         </w:rPr>
-        <w:t xml:space="preserve">{{ </w:t>
-      </w:r>
-      <w:proofErr w:type="spellStart"/>
-      <w:r>
+        <w:t>Elaborado por: Statlyx</w:t>
+      </w:r>
+    </w:p>
+    <w:p>
+      <w:pPr>
         <w:rPr>
           <w:rFonts w:ascii="Helvetica" w:hAnsi="Helvetica"/>
           <w:sz w:val="32"/>
           <w:szCs w:val="32"/>
         </w:rPr>
-        <w:t>NombreTitulacion</w:t>
-      </w:r>
-      <w:proofErr w:type="spellEnd"/>
-      <w:proofErr w:type="gramEnd"/>
+      </w:pPr>
       <w:r>
         <w:rPr>
           <w:rFonts w:ascii="Helvetica" w:hAnsi="Helvetica"/>
           <w:sz w:val="32"/>
           <w:szCs w:val="32"/>
         </w:rPr>
-        <w:t xml:space="preserve"> }}</w:t>
-      </w:r>
-    </w:p>
-    <w:p>
-      <w:pPr>
-        <w:jc w:val="center"/>
-        <w:rPr>
-          <w:rFonts w:ascii="Helvetica" w:hAnsi="Helvetica"/>
-          <w:sz w:val="32"/>
-          <w:szCs w:val="32"/>
-        </w:rPr>
-      </w:pPr>
-      <w:r>
-        <w:rPr>
-          <w:rFonts w:ascii="Helvetica" w:hAnsi="Helvetica"/>
-          <w:sz w:val="32"/>
-          <w:szCs w:val="32"/>
-        </w:rPr>
-        <w:t xml:space="preserve">Fecha de emisión: </w:t>
-      </w:r>
-      <w:proofErr w:type="gramStart"/>
-      <w:r>
-        <w:rPr>
-          <w:rFonts w:ascii="Helvetica" w:hAnsi="Helvetica"/>
-          <w:sz w:val="32"/>
-          <w:szCs w:val="32"/>
-        </w:rPr>
-        <w:t xml:space="preserve">{{ </w:t>
-      </w:r>
-      <w:proofErr w:type="spellStart"/>
-      <w:r>
-        <w:rPr>
-          <w:rFonts w:ascii="Helvetica" w:hAnsi="Helvetica"/>
-          <w:sz w:val="32"/>
-          <w:szCs w:val="32"/>
-        </w:rPr>
-        <w:t>FechaCreacion</w:t>
-      </w:r>
-      <w:proofErr w:type="spellEnd"/>
-      <w:proofErr w:type="gramEnd"/>
-      <w:r>
-        <w:rPr>
-          <w:rFonts w:ascii="Helvetica" w:hAnsi="Helvetica"/>
-          <w:sz w:val="32"/>
-          <w:szCs w:val="32"/>
-        </w:rPr>
-        <w:t xml:space="preserve"> }}</w:t>
-      </w:r>
-    </w:p>
-    <w:p>
-      <w:pPr>
-        <w:jc w:val="center"/>
-        <w:rPr>
-          <w:rFonts w:ascii="Helvetica" w:hAnsi="Helvetica"/>
-          <w:sz w:val="32"/>
-          <w:szCs w:val="32"/>
-        </w:rPr>
-      </w:pPr>
-      <w:r>
-        <w:rPr>
-          <w:rFonts w:ascii="Helvetica" w:hAnsi="Helvetica"/>
-          <w:sz w:val="32"/>
-          <w:szCs w:val="32"/>
-        </w:rPr>
-        <w:t xml:space="preserve">Elaborado por: </w:t>
-      </w:r>
-      <w:proofErr w:type="spellStart"/>
-      <w:r>
-        <w:rPr>
-          <w:rFonts w:ascii="Helvetica" w:hAnsi="Helvetica"/>
-          <w:sz w:val="32"/>
-          <w:szCs w:val="32"/>
-        </w:rPr>
-        <w:t>Statlyx</w:t>
-      </w:r>
-      <w:proofErr w:type="spellEnd"/>
-    </w:p>
-    <w:p>
-      <w:pPr>
-        <w:rPr>
-          <w:rFonts w:ascii="Helvetica" w:hAnsi="Helvetica"/>
-          <w:sz w:val="32"/>
-          <w:szCs w:val="32"/>
-        </w:rPr>
-      </w:pPr>
-      <w:r>
-        <w:rPr>
-          <w:rFonts w:ascii="Helvetica" w:hAnsi="Helvetica"/>
-          <w:sz w:val="32"/>
-          <w:szCs w:val="32"/>
-        </w:rPr>
         <w:br w:type="page"/>
       </w:r>
     </w:p>
     <w:sdt>
       <w:sdtPr>
+        <w:rPr>
+          <w:rFonts w:asciiTheme="minorHAnsi" w:eastAsiaTheme="minorHAnsi" w:hAnsiTheme="minorHAnsi" w:cstheme="minorBidi"/>
+          <w:b/>
+          <w:color w:val="auto"/>
+          <w:kern w:val="2"/>
+          <w:sz w:val="22"/>
+          <w:szCs w:val="22"/>
+          <w:lang w:eastAsia="en-US"/>
+          <w14:ligatures w14:val="standardContextual"/>
+        </w:rPr>
         <w:id w:val="1097903503"/>
         <w:docPartObj>
           <w:docPartGallery w:val="Table of Contents"/>
@@ -247,15 +163,8 @@
       </w:sdtPr>
       <w:sdtEndPr>
         <w:rPr>
-          <w:rFonts w:asciiTheme="minorHAnsi" w:eastAsiaTheme="minorHAnsi" w:hAnsiTheme="minorHAnsi" w:cstheme="minorBidi"/>
           <w:bCs w:val="0"/>
           <w:noProof/>
-          <w:color w:val="auto"/>
-          <w:kern w:val="2"/>
-          <w:sz w:val="22"/>
-          <w:szCs w:val="22"/>
-          <w:lang w:eastAsia="en-US"/>
-          <w14:ligatures w14:val="standardContextual"/>
         </w:rPr>
       </w:sdtEndPr>
       <w:sdtContent>
@@ -559,31 +468,8 @@
       <w:r>
         <w:t xml:space="preserve">Estos son las métricas utilizadas para el informe de </w:t>
       </w:r>
-      <w:proofErr w:type="gramStart"/>
-      <w:r>
-        <w:t xml:space="preserve">{{ </w:t>
-      </w:r>
-      <w:proofErr w:type="spellStart"/>
-      <w:r>
-        <w:t>NombreInstitucion</w:t>
-      </w:r>
-      <w:proofErr w:type="spellEnd"/>
-      <w:proofErr w:type="gramEnd"/>
-      <w:r>
-        <w:t xml:space="preserve"> }} para </w:t>
-      </w:r>
-      <w:proofErr w:type="gramStart"/>
-      <w:r>
-        <w:t xml:space="preserve">{{ </w:t>
-      </w:r>
-      <w:proofErr w:type="spellStart"/>
-      <w:r>
-        <w:t>NombreTitulacion</w:t>
-      </w:r>
-      <w:proofErr w:type="spellEnd"/>
-      <w:proofErr w:type="gramEnd"/>
-      <w:r>
-        <w:t xml:space="preserve"> }}</w:t>
+      <w:r>
+        <w:t>{{ NombreInstitucion }} para {{ NombreTitulacion }}</w:t>
       </w:r>
     </w:p>
     <w:tbl>
@@ -612,16 +498,9 @@
             <w:tcW w:w="4247" w:type="dxa"/>
           </w:tcPr>
           <w:p>
-            <w:proofErr w:type="gramStart"/>
             <w:r>
-              <w:t xml:space="preserve">{{ </w:t>
+              <w:t>{{ RangoAniosSeleccionado</w:t>
             </w:r>
-            <w:proofErr w:type="spellStart"/>
-            <w:r>
-              <w:t>RangoAniosSeleccionado</w:t>
-            </w:r>
-            <w:proofErr w:type="spellEnd"/>
-            <w:proofErr w:type="gramEnd"/>
             <w:r>
               <w:t xml:space="preserve"> </w:t>
             </w:r>
@@ -647,27 +526,11 @@
             <w:tcW w:w="4247" w:type="dxa"/>
           </w:tcPr>
           <w:p>
-            <w:proofErr w:type="gramStart"/>
             <w:r>
               <w:rPr>
                 <w:rFonts w:ascii="Helvetica" w:hAnsi="Helvetica"/>
               </w:rPr>
-              <w:t xml:space="preserve">{{ </w:t>
-            </w:r>
-            <w:proofErr w:type="spellStart"/>
-            <w:r>
-              <w:rPr>
-                <w:rFonts w:ascii="Helvetica" w:hAnsi="Helvetica"/>
-              </w:rPr>
-              <w:t>TiposAsignaturasSeleccionado</w:t>
-            </w:r>
-            <w:proofErr w:type="spellEnd"/>
-            <w:proofErr w:type="gramEnd"/>
-            <w:r>
-              <w:rPr>
-                <w:rFonts w:ascii="Helvetica" w:hAnsi="Helvetica"/>
-              </w:rPr>
-              <w:t>}}.</w:t>
+              <w:t>{{ TiposAsignaturasSeleccionado}}.</w:t>
             </w:r>
           </w:p>
         </w:tc>
@@ -688,27 +551,11 @@
             <w:tcW w:w="4247" w:type="dxa"/>
           </w:tcPr>
           <w:p>
-            <w:proofErr w:type="gramStart"/>
             <w:r>
               <w:rPr>
                 <w:rFonts w:ascii="Helvetica" w:hAnsi="Helvetica"/>
               </w:rPr>
-              <w:t xml:space="preserve">{{ </w:t>
-            </w:r>
-            <w:proofErr w:type="spellStart"/>
-            <w:r>
-              <w:rPr>
-                <w:rFonts w:ascii="Helvetica" w:hAnsi="Helvetica"/>
-              </w:rPr>
-              <w:t>AsignaturasSeleccionado</w:t>
-            </w:r>
-            <w:proofErr w:type="spellEnd"/>
-            <w:proofErr w:type="gramEnd"/>
-            <w:r>
-              <w:rPr>
-                <w:rFonts w:ascii="Helvetica" w:hAnsi="Helvetica"/>
-              </w:rPr>
-              <w:t xml:space="preserve"> }}</w:t>
+              <w:t>{{ AsignaturasSeleccionado }}</w:t>
             </w:r>
           </w:p>
         </w:tc>
@@ -729,18 +576,8 @@
             <w:tcW w:w="4247" w:type="dxa"/>
           </w:tcPr>
           <w:p>
-            <w:proofErr w:type="gramStart"/>
             <w:r>
-              <w:t xml:space="preserve">{{ </w:t>
-            </w:r>
-            <w:proofErr w:type="spellStart"/>
-            <w:r>
-              <w:t>CursosSeleccionado</w:t>
-            </w:r>
-            <w:proofErr w:type="spellEnd"/>
-            <w:proofErr w:type="gramEnd"/>
-            <w:r>
-              <w:t xml:space="preserve"> }}</w:t>
+              <w:t>{{ CursosSeleccionado }}</w:t>
             </w:r>
           </w:p>
         </w:tc>
@@ -1105,23 +942,7 @@
     </w:p>
     <w:p>
       <w:r>
-        <w:t xml:space="preserve">{%p </w:t>
-      </w:r>
-      <w:proofErr w:type="spellStart"/>
-      <w:r>
-        <w:t>if</w:t>
-      </w:r>
-      <w:proofErr w:type="spellEnd"/>
-      <w:r>
-        <w:t xml:space="preserve"> </w:t>
-      </w:r>
-      <w:proofErr w:type="spellStart"/>
-      <w:r>
-        <w:t>mostrar_cuatrimestre_curso</w:t>
-      </w:r>
-      <w:proofErr w:type="spellEnd"/>
-      <w:r>
-        <w:t xml:space="preserve"> %}</w:t>
+        <w:t>{%p if mostrar_cuatrimestre_curso %}</w:t>
       </w:r>
     </w:p>
     <w:p>
@@ -1138,30 +959,12 @@
         </w:rPr>
         <w:t xml:space="preserve"> </w:t>
       </w:r>
-      <w:proofErr w:type="gramStart"/>
       <w:r>
         <w:rPr>
           <w:b/>
           <w:bCs/>
         </w:rPr>
-        <w:t xml:space="preserve">{{ </w:t>
-      </w:r>
-      <w:proofErr w:type="spellStart"/>
-      <w:r>
-        <w:rPr>
-          <w:b/>
-          <w:bCs/>
-        </w:rPr>
-        <w:t>NombreTitulacion</w:t>
-      </w:r>
-      <w:proofErr w:type="spellEnd"/>
-      <w:proofErr w:type="gramEnd"/>
-      <w:r>
-        <w:rPr>
-          <w:b/>
-          <w:bCs/>
-        </w:rPr>
-        <w:t xml:space="preserve"> }}</w:t>
+        <w:t>{{ NombreTitulacion }}</w:t>
       </w:r>
       <w:r>
         <w:t xml:space="preserve">. A través del estudio comparativo de la </w:t>
@@ -1283,15 +1086,7 @@
     <w:p/>
     <w:p>
       <w:r>
-        <w:t xml:space="preserve">{%p </w:t>
-      </w:r>
-      <w:proofErr w:type="spellStart"/>
-      <w:r>
-        <w:t>for</w:t>
-      </w:r>
-      <w:proofErr w:type="spellEnd"/>
-      <w:r>
-        <w:t xml:space="preserve"> curso in datos %}</w:t>
+        <w:t>{%p for curso in datos %}</w:t>
       </w:r>
     </w:p>
     <w:p>
@@ -1300,31 +1095,7 @@
       </w:pPr>
       <w:bookmarkStart w:id="6" w:name="_Toc222910239"/>
       <w:r>
-        <w:t xml:space="preserve">CURSO: </w:t>
-      </w:r>
-      <w:proofErr w:type="gramStart"/>
-      <w:r>
-        <w:t xml:space="preserve">{{ </w:t>
-      </w:r>
-      <w:proofErr w:type="spellStart"/>
-      <w:r>
-        <w:t>curso</w:t>
-      </w:r>
-      <w:proofErr w:type="gramEnd"/>
-      <w:r>
-        <w:t>.</w:t>
-      </w:r>
-      <w:proofErr w:type="gramStart"/>
-      <w:r>
-        <w:t>nombre</w:t>
-      </w:r>
-      <w:proofErr w:type="spellEnd"/>
-      <w:r>
-        <w:t xml:space="preserve"> }</w:t>
-      </w:r>
-      <w:proofErr w:type="gramEnd"/>
-      <w:r>
-        <w:t>}</w:t>
+        <w:t>CURSO: {{ curso.nombre }}</w:t>
       </w:r>
       <w:bookmarkEnd w:id="6"/>
     </w:p>
@@ -1338,66 +1109,20 @@
         <w:rPr>
           <w:lang w:val="en-US"/>
         </w:rPr>
-        <w:t xml:space="preserve">{%p for </w:t>
-      </w:r>
-      <w:proofErr w:type="spellStart"/>
-      <w:r>
-        <w:rPr>
-          <w:lang w:val="en-US"/>
-        </w:rPr>
-        <w:t>tasa</w:t>
-      </w:r>
-      <w:proofErr w:type="spellEnd"/>
-      <w:r>
-        <w:rPr>
-          <w:lang w:val="en-US"/>
-        </w:rPr>
-        <w:t xml:space="preserve"> in </w:t>
-      </w:r>
-      <w:proofErr w:type="spellStart"/>
-      <w:proofErr w:type="gramStart"/>
-      <w:r>
-        <w:rPr>
-          <w:lang w:val="en-US"/>
-        </w:rPr>
-        <w:t>curso.tasas</w:t>
-      </w:r>
-      <w:proofErr w:type="spellEnd"/>
-      <w:proofErr w:type="gramEnd"/>
-      <w:r>
-        <w:rPr>
-          <w:lang w:val="en-US"/>
-        </w:rPr>
-        <w:t xml:space="preserve"> %}</w:t>
-      </w:r>
-    </w:p>
-    <w:p>
-      <w:pPr>
-        <w:rPr>
-          <w:lang w:val="en-US"/>
-        </w:rPr>
-      </w:pPr>
-      <w:r>
-        <w:rPr>
-          <w:lang w:val="en-US"/>
-        </w:rPr>
-        <w:t xml:space="preserve">{%p for item in </w:t>
-      </w:r>
-      <w:proofErr w:type="spellStart"/>
-      <w:proofErr w:type="gramStart"/>
-      <w:r>
-        <w:rPr>
-          <w:lang w:val="en-US"/>
-        </w:rPr>
-        <w:t>tasa.cuatrimestres</w:t>
-      </w:r>
-      <w:proofErr w:type="spellEnd"/>
-      <w:proofErr w:type="gramEnd"/>
-      <w:r>
-        <w:rPr>
-          <w:lang w:val="en-US"/>
-        </w:rPr>
-        <w:t xml:space="preserve"> %}</w:t>
+        <w:t>{%p for tasa in curso.tasas %}</w:t>
+      </w:r>
+    </w:p>
+    <w:p>
+      <w:pPr>
+        <w:rPr>
+          <w:lang w:val="en-US"/>
+        </w:rPr>
+      </w:pPr>
+      <w:r>
+        <w:rPr>
+          <w:lang w:val="en-US"/>
+        </w:rPr>
+        <w:t>{%p for item in tasa.cuatrimestres %}</w:t>
       </w:r>
     </w:p>
     <w:p>
@@ -1407,305 +1132,63 @@
           <w:lang w:val="en-US"/>
         </w:rPr>
       </w:pPr>
-      <w:proofErr w:type="gramStart"/>
-      <w:r>
-        <w:rPr>
-          <w:lang w:val="en-US"/>
-        </w:rPr>
-        <w:t xml:space="preserve">{{ </w:t>
-      </w:r>
-      <w:proofErr w:type="spellStart"/>
-      <w:r>
-        <w:rPr>
-          <w:lang w:val="en-US"/>
-        </w:rPr>
-        <w:t>item</w:t>
-      </w:r>
-      <w:proofErr w:type="gramEnd"/>
-      <w:r>
-        <w:rPr>
-          <w:lang w:val="en-US"/>
-        </w:rPr>
-        <w:t>.curso</w:t>
-      </w:r>
-      <w:proofErr w:type="spellEnd"/>
-      <w:r>
-        <w:rPr>
-          <w:lang w:val="en-US"/>
-        </w:rPr>
-        <w:t xml:space="preserve">}} – </w:t>
-      </w:r>
-      <w:proofErr w:type="gramStart"/>
-      <w:r>
-        <w:rPr>
-          <w:lang w:val="en-US"/>
-        </w:rPr>
-        <w:t xml:space="preserve">{{ </w:t>
-      </w:r>
-      <w:proofErr w:type="spellStart"/>
-      <w:r>
-        <w:rPr>
-          <w:lang w:val="en-US"/>
-        </w:rPr>
-        <w:t>item</w:t>
-      </w:r>
-      <w:proofErr w:type="gramEnd"/>
-      <w:r>
-        <w:rPr>
-          <w:lang w:val="en-US"/>
-        </w:rPr>
-        <w:t>.</w:t>
-      </w:r>
-      <w:proofErr w:type="gramStart"/>
-      <w:r>
-        <w:rPr>
-          <w:lang w:val="en-US"/>
-        </w:rPr>
-        <w:t>tasa</w:t>
-      </w:r>
-      <w:proofErr w:type="spellEnd"/>
-      <w:r>
-        <w:rPr>
-          <w:lang w:val="en-US"/>
-        </w:rPr>
-        <w:t xml:space="preserve"> }</w:t>
-      </w:r>
-      <w:proofErr w:type="gramEnd"/>
-      <w:r>
-        <w:rPr>
-          <w:lang w:val="en-US"/>
-        </w:rPr>
-        <w:t xml:space="preserve">} - </w:t>
-      </w:r>
-      <w:proofErr w:type="gramStart"/>
-      <w:r>
-        <w:rPr>
-          <w:lang w:val="en-US"/>
-        </w:rPr>
-        <w:t xml:space="preserve">{{ </w:t>
-      </w:r>
-      <w:proofErr w:type="spellStart"/>
-      <w:r>
-        <w:rPr>
-          <w:lang w:val="en-US"/>
-        </w:rPr>
-        <w:t>item</w:t>
-      </w:r>
-      <w:proofErr w:type="gramEnd"/>
-      <w:r>
-        <w:rPr>
-          <w:lang w:val="en-US"/>
-        </w:rPr>
-        <w:t>.cuat_</w:t>
-      </w:r>
-      <w:proofErr w:type="gramStart"/>
-      <w:r>
-        <w:rPr>
-          <w:lang w:val="en-US"/>
-        </w:rPr>
-        <w:t>nombre</w:t>
-      </w:r>
-      <w:proofErr w:type="spellEnd"/>
-      <w:r>
-        <w:rPr>
-          <w:lang w:val="en-US"/>
-        </w:rPr>
-        <w:t xml:space="preserve"> }</w:t>
-      </w:r>
-      <w:proofErr w:type="gramEnd"/>
-      <w:r>
-        <w:rPr>
-          <w:lang w:val="en-US"/>
-        </w:rPr>
-        <w:t xml:space="preserve">} - </w:t>
-      </w:r>
-      <w:proofErr w:type="spellStart"/>
-      <w:r>
-        <w:rPr>
-          <w:lang w:val="en-US"/>
-        </w:rPr>
-        <w:t>Itinerario</w:t>
-      </w:r>
-      <w:proofErr w:type="spellEnd"/>
-      <w:r>
-        <w:rPr>
-          <w:lang w:val="en-US"/>
-        </w:rPr>
-        <w:t xml:space="preserve">: </w:t>
-      </w:r>
-      <w:proofErr w:type="gramStart"/>
-      <w:r>
-        <w:rPr>
-          <w:lang w:val="en-US"/>
-        </w:rPr>
-        <w:t xml:space="preserve">{{ </w:t>
-      </w:r>
-      <w:proofErr w:type="spellStart"/>
-      <w:r>
-        <w:rPr>
-          <w:lang w:val="en-US"/>
-        </w:rPr>
-        <w:t>item</w:t>
-      </w:r>
-      <w:proofErr w:type="gramEnd"/>
-      <w:r>
-        <w:rPr>
-          <w:lang w:val="en-US"/>
-        </w:rPr>
-        <w:t>.</w:t>
-      </w:r>
-      <w:proofErr w:type="gramStart"/>
-      <w:r>
-        <w:rPr>
-          <w:lang w:val="en-US"/>
-        </w:rPr>
-        <w:t>itinerario</w:t>
-      </w:r>
-      <w:proofErr w:type="spellEnd"/>
-      <w:r>
-        <w:rPr>
-          <w:lang w:val="en-US"/>
-        </w:rPr>
-        <w:t xml:space="preserve"> }</w:t>
-      </w:r>
-      <w:proofErr w:type="gramEnd"/>
-      <w:r>
-        <w:rPr>
-          <w:lang w:val="en-US"/>
-        </w:rPr>
-        <w:t>}</w:t>
-      </w:r>
-    </w:p>
-    <w:p>
-      <w:pPr>
-        <w:rPr>
-          <w:lang w:val="en-US"/>
-        </w:rPr>
-      </w:pPr>
-      <w:proofErr w:type="gramStart"/>
-      <w:r>
-        <w:rPr>
-          <w:lang w:val="en-US"/>
-        </w:rPr>
-        <w:t xml:space="preserve">{{ </w:t>
-      </w:r>
-      <w:proofErr w:type="spellStart"/>
-      <w:r>
-        <w:rPr>
-          <w:lang w:val="en-US"/>
-        </w:rPr>
-        <w:t>item</w:t>
-      </w:r>
-      <w:proofErr w:type="gramEnd"/>
-      <w:r>
-        <w:rPr>
-          <w:lang w:val="en-US"/>
-        </w:rPr>
-        <w:t>.</w:t>
-      </w:r>
-      <w:proofErr w:type="gramStart"/>
-      <w:r>
-        <w:rPr>
-          <w:lang w:val="en-US"/>
-        </w:rPr>
-        <w:t>grafica</w:t>
-      </w:r>
-      <w:proofErr w:type="spellEnd"/>
-      <w:r>
-        <w:rPr>
-          <w:lang w:val="en-US"/>
-        </w:rPr>
-        <w:t xml:space="preserve"> }</w:t>
-      </w:r>
-      <w:proofErr w:type="gramEnd"/>
-      <w:r>
-        <w:rPr>
-          <w:lang w:val="en-US"/>
-        </w:rPr>
-        <w:t>}</w:t>
-      </w:r>
-    </w:p>
-    <w:p>
-      <w:pPr>
-        <w:rPr>
-          <w:lang w:val="en-US"/>
-        </w:rPr>
-      </w:pPr>
-      <w:r>
-        <w:rPr>
-          <w:lang w:val="en-US"/>
-        </w:rPr>
-        <w:t xml:space="preserve">{%p </w:t>
-      </w:r>
-      <w:proofErr w:type="spellStart"/>
-      <w:r>
-        <w:rPr>
-          <w:lang w:val="en-US"/>
-        </w:rPr>
-        <w:t>endfor</w:t>
-      </w:r>
-      <w:proofErr w:type="spellEnd"/>
-      <w:r>
-        <w:rPr>
-          <w:lang w:val="en-US"/>
-        </w:rPr>
-        <w:t xml:space="preserve"> %}</w:t>
-      </w:r>
-    </w:p>
-    <w:p>
-      <w:pPr>
-        <w:rPr>
-          <w:lang w:val="en-US"/>
-        </w:rPr>
-      </w:pPr>
-      <w:r>
-        <w:rPr>
-          <w:lang w:val="en-US"/>
-        </w:rPr>
-        <w:t xml:space="preserve">{%p </w:t>
-      </w:r>
-      <w:proofErr w:type="spellStart"/>
-      <w:r>
-        <w:rPr>
-          <w:lang w:val="en-US"/>
-        </w:rPr>
-        <w:t>endfor</w:t>
-      </w:r>
-      <w:proofErr w:type="spellEnd"/>
-      <w:r>
-        <w:rPr>
-          <w:lang w:val="en-US"/>
-        </w:rPr>
-        <w:t xml:space="preserve"> %}</w:t>
-      </w:r>
-    </w:p>
-    <w:p>
-      <w:pPr>
-        <w:rPr>
-          <w:lang w:val="en-US"/>
-        </w:rPr>
-      </w:pPr>
-      <w:r>
-        <w:rPr>
-          <w:lang w:val="en-US"/>
-        </w:rPr>
-        <w:t xml:space="preserve">{%p if not </w:t>
-      </w:r>
-      <w:proofErr w:type="spellStart"/>
-      <w:proofErr w:type="gramStart"/>
-      <w:r>
-        <w:rPr>
-          <w:lang w:val="en-US"/>
-        </w:rPr>
-        <w:t>loop.last</w:t>
-      </w:r>
-      <w:proofErr w:type="spellEnd"/>
-      <w:proofErr w:type="gramEnd"/>
-      <w:r>
-        <w:rPr>
-          <w:lang w:val="en-US"/>
-        </w:rPr>
-        <w:t xml:space="preserve"> %}</w:t>
+      <w:r>
+        <w:rPr>
+          <w:lang w:val="en-US"/>
+        </w:rPr>
+        <w:t>{{ item.curso}} – {{ item.tasa }} - {{ item.cuat_nombre }} - Itinerario: {{ item.itinerario }}</w:t>
+      </w:r>
+    </w:p>
+    <w:p>
+      <w:pPr>
+        <w:rPr>
+          <w:lang w:val="en-US"/>
+        </w:rPr>
+      </w:pPr>
+      <w:r>
+        <w:rPr>
+          <w:lang w:val="en-US"/>
+        </w:rPr>
+        <w:t>{{ item.grafica }}</w:t>
+      </w:r>
+    </w:p>
+    <w:p>
+      <w:pPr>
+        <w:rPr>
+          <w:lang w:val="en-US"/>
+        </w:rPr>
+      </w:pPr>
+      <w:r>
+        <w:rPr>
+          <w:lang w:val="en-US"/>
+        </w:rPr>
+        <w:t>{%p endfor %}</w:t>
+      </w:r>
+    </w:p>
+    <w:p>
+      <w:pPr>
+        <w:rPr>
+          <w:lang w:val="en-US"/>
+        </w:rPr>
+      </w:pPr>
+      <w:r>
+        <w:rPr>
+          <w:lang w:val="en-US"/>
+        </w:rPr>
+        <w:t>{%p endfor %}</w:t>
+      </w:r>
+    </w:p>
+    <w:p>
+      <w:pPr>
+        <w:rPr>
+          <w:lang w:val="en-US"/>
+        </w:rPr>
+      </w:pPr>
+      <w:r>
+        <w:rPr>
+          <w:lang w:val="en-US"/>
+        </w:rPr>
+        <w:t>{%p if not loop.last %}</w:t>
       </w:r>
     </w:p>
     <w:p>
@@ -1751,34 +1234,20 @@
         <w:rPr>
           <w:lang w:val="en-US"/>
         </w:rPr>
-        <w:t xml:space="preserve">{%p </w:t>
-      </w:r>
-      <w:proofErr w:type="spellStart"/>
-      <w:r>
-        <w:rPr>
-          <w:lang w:val="en-US"/>
-        </w:rPr>
-        <w:t>endfor</w:t>
-      </w:r>
-      <w:proofErr w:type="spellEnd"/>
-      <w:r>
-        <w:rPr>
-          <w:lang w:val="en-US"/>
-        </w:rPr>
-        <w:t xml:space="preserve"> %}</w:t>
-      </w:r>
-    </w:p>
-    <w:p>
-      <w:r>
-        <w:t xml:space="preserve">{%p </w:t>
-      </w:r>
-      <w:proofErr w:type="spellStart"/>
-      <w:r>
-        <w:t>else</w:t>
-      </w:r>
-      <w:proofErr w:type="spellEnd"/>
-      <w:r>
-        <w:t xml:space="preserve"> %}</w:t>
+        <w:t>{%p endfor %}</w:t>
+      </w:r>
+    </w:p>
+    <w:p>
+      <w:pPr>
+        <w:rPr>
+          <w:lang w:val="en-US"/>
+        </w:rPr>
+      </w:pPr>
+      <w:r>
+        <w:rPr>
+          <w:lang w:val="en-US"/>
+        </w:rPr>
+        <w:t>{%p else %}</w:t>
       </w:r>
     </w:p>
     <w:p>
@@ -1801,28 +1270,12 @@
     </w:p>
     <w:p/>
     <w:p>
-      <w:pPr>
-        <w:rPr>
-          <w:lang w:val="en-US"/>
-        </w:rPr>
-      </w:pPr>
-      <w:r>
-        <w:rPr>
-          <w:lang w:val="en-US"/>
-        </w:rPr>
+      <w:r>
         <w:t>{%p endif %}</w:t>
       </w:r>
     </w:p>
     <w:p>
-      <w:pPr>
-        <w:rPr>
-          <w:lang w:val="en-US"/>
-        </w:rPr>
-      </w:pPr>
-      <w:r>
-        <w:rPr>
-          <w:lang w:val="en-US"/>
-        </w:rPr>
+      <w:r>
         <w:br w:type="page"/>
       </w:r>
     </w:p>
@@ -1834,7 +1287,6 @@
           <w:rFonts w:eastAsiaTheme="minorEastAsia"/>
           <w:b/>
           <w:bCs/>
-          <w:lang w:val="en-US"/>
         </w:rPr>
       </w:pPr>
     </w:p>
@@ -1846,7 +1298,6 @@
           <w:rFonts w:eastAsiaTheme="minorEastAsia"/>
           <w:b/>
           <w:bCs/>
-          <w:lang w:val="en-US"/>
         </w:rPr>
       </w:pPr>
     </w:p>
@@ -1858,7 +1309,6 @@
           <w:rFonts w:eastAsiaTheme="minorEastAsia"/>
           <w:b/>
           <w:bCs/>
-          <w:lang w:val="en-US"/>
         </w:rPr>
       </w:pPr>
     </w:p>
@@ -1870,7 +1320,6 @@
           <w:rFonts w:eastAsiaTheme="minorEastAsia"/>
           <w:b/>
           <w:bCs/>
-          <w:lang w:val="en-US"/>
         </w:rPr>
       </w:pPr>
     </w:p>
@@ -1913,23 +1362,7 @@
     <w:p>
       <w:r>
         <w:lastRenderedPageBreak/>
-        <w:t xml:space="preserve">{%p </w:t>
-      </w:r>
-      <w:proofErr w:type="spellStart"/>
-      <w:r>
-        <w:t>if</w:t>
-      </w:r>
-      <w:proofErr w:type="spellEnd"/>
-      <w:r>
-        <w:t xml:space="preserve"> </w:t>
-      </w:r>
-      <w:proofErr w:type="spellStart"/>
-      <w:r>
-        <w:t>mostrar_itinerario</w:t>
-      </w:r>
-      <w:proofErr w:type="spellEnd"/>
-      <w:r>
-        <w:t xml:space="preserve"> %}</w:t>
+        <w:t>{%p if mostrar_itinerario %}</w:t>
       </w:r>
     </w:p>
     <w:p>
@@ -1955,15 +1388,7 @@
         <w:jc w:val="both"/>
       </w:pPr>
       <w:r>
-        <w:t xml:space="preserve">A diferencia del análisis general, este apartado se focaliza de forma estricta en las materias que definen cada itinerario, omitiendo el resto de </w:t>
-      </w:r>
-      <w:proofErr w:type="gramStart"/>
-      <w:r>
-        <w:t>asignaturas</w:t>
-      </w:r>
-      <w:proofErr w:type="gramEnd"/>
-      <w:r>
-        <w:t xml:space="preserve"> comunes o transversales. A través de los gráficos y análisis presentados a continuación, se pretende:</w:t>
+        <w:t>A diferencia del análisis general, este apartado se focaliza de forma estricta en las materias que definen cada itinerario, omitiendo el resto de asignaturas comunes o transversales. A través de los gráficos y análisis presentados a continuación, se pretende:</w:t>
       </w:r>
     </w:p>
     <w:p>
@@ -2038,29 +1463,13 @@
     </w:p>
     <w:p>
       <w:r>
-        <w:t xml:space="preserve">{%p </w:t>
-      </w:r>
-      <w:proofErr w:type="spellStart"/>
-      <w:r>
-        <w:t>for</w:t>
-      </w:r>
-      <w:proofErr w:type="spellEnd"/>
-      <w:r>
-        <w:t xml:space="preserve"> </w:t>
+        <w:t xml:space="preserve">{%p for </w:t>
       </w:r>
       <w:r>
         <w:t>curso</w:t>
       </w:r>
       <w:r>
-        <w:t xml:space="preserve"> in </w:t>
-      </w:r>
-      <w:proofErr w:type="spellStart"/>
-      <w:r>
-        <w:t>datos_itinerario</w:t>
-      </w:r>
-      <w:proofErr w:type="spellEnd"/>
-      <w:r>
-        <w:t xml:space="preserve"> %}</w:t>
+        <w:t xml:space="preserve"> in datos_itinerario %}</w:t>
       </w:r>
     </w:p>
     <w:p>
@@ -2068,52 +1477,13 @@
         <w:pStyle w:val="Ttulo2"/>
       </w:pPr>
       <w:r>
-        <w:t xml:space="preserve">CURSO: </w:t>
-      </w:r>
-      <w:proofErr w:type="gramStart"/>
-      <w:r>
-        <w:t xml:space="preserve">{{ </w:t>
-      </w:r>
-      <w:proofErr w:type="spellStart"/>
-      <w:r>
-        <w:t>curso</w:t>
-      </w:r>
-      <w:proofErr w:type="gramEnd"/>
-      <w:r>
-        <w:t>.</w:t>
-      </w:r>
-      <w:proofErr w:type="gramStart"/>
-      <w:r>
-        <w:t>nombre</w:t>
-      </w:r>
-      <w:proofErr w:type="spellEnd"/>
-      <w:r>
-        <w:t xml:space="preserve"> }</w:t>
-      </w:r>
-      <w:proofErr w:type="gramEnd"/>
-      <w:r>
-        <w:t>}</w:t>
-      </w:r>
-    </w:p>
-    <w:p>
-      <w:r>
-        <w:t xml:space="preserve">{%p </w:t>
-      </w:r>
-      <w:proofErr w:type="spellStart"/>
-      <w:r>
-        <w:t>for</w:t>
-      </w:r>
-      <w:proofErr w:type="spellEnd"/>
-      <w:r>
-        <w:t xml:space="preserve"> itinerario in </w:t>
-      </w:r>
-      <w:proofErr w:type="spellStart"/>
-      <w:proofErr w:type="gramStart"/>
-      <w:r>
-        <w:t>curso.itinerarios</w:t>
-      </w:r>
-      <w:proofErr w:type="spellEnd"/>
-      <w:proofErr w:type="gramEnd"/>
+        <w:t>CURSO: {{ curso.nombre }}</w:t>
+      </w:r>
+    </w:p>
+    <w:p>
+      <w:r>
+        <w:t>{%p for itinerario in curso.itinerarios</w:t>
+      </w:r>
       <w:r>
         <w:t xml:space="preserve"> %</w:t>
       </w:r>
@@ -2134,292 +1504,98 @@
           <w:b/>
           <w:bCs/>
         </w:rPr>
-        <w:t xml:space="preserve">Itinerario: </w:t>
-      </w:r>
-      <w:proofErr w:type="gramStart"/>
-      <w:r>
-        <w:rPr>
-          <w:b/>
-          <w:bCs/>
-        </w:rPr>
-        <w:t xml:space="preserve">{{ </w:t>
-      </w:r>
-      <w:proofErr w:type="spellStart"/>
-      <w:r>
-        <w:rPr>
-          <w:b/>
-          <w:bCs/>
-        </w:rPr>
-        <w:t>itinerario</w:t>
-      </w:r>
-      <w:proofErr w:type="gramEnd"/>
-      <w:r>
-        <w:rPr>
-          <w:b/>
-          <w:bCs/>
-        </w:rPr>
-        <w:t>.</w:t>
-      </w:r>
-      <w:proofErr w:type="gramStart"/>
-      <w:r>
-        <w:rPr>
-          <w:b/>
-          <w:bCs/>
-        </w:rPr>
-        <w:t>nombre</w:t>
-      </w:r>
-      <w:proofErr w:type="spellEnd"/>
-      <w:r>
-        <w:rPr>
-          <w:b/>
-          <w:bCs/>
-        </w:rPr>
-        <w:t xml:space="preserve"> }</w:t>
-      </w:r>
-      <w:proofErr w:type="gramEnd"/>
-      <w:r>
-        <w:rPr>
-          <w:b/>
-          <w:bCs/>
+        <w:t>Itinerario: {{ itinerario.nombre }}</w:t>
+      </w:r>
+    </w:p>
+    <w:p>
+      <w:pPr>
+        <w:rPr>
+          <w:lang w:val="en-US"/>
+        </w:rPr>
+      </w:pPr>
+      <w:r>
+        <w:rPr>
+          <w:lang w:val="en-US"/>
+        </w:rPr>
+        <w:t xml:space="preserve">{%p for tasa in itinerario.tasas </w:t>
+      </w:r>
+      <w:r>
+        <w:rPr>
+          <w:lang w:val="en-US"/>
+        </w:rPr>
+        <w:t xml:space="preserve"> %</w:t>
+      </w:r>
+      <w:r>
+        <w:rPr>
+          <w:lang w:val="en-US"/>
         </w:rPr>
         <w:t>}</w:t>
       </w:r>
     </w:p>
     <w:p>
       <w:pPr>
-        <w:rPr>
-          <w:lang w:val="en-US"/>
-        </w:rPr>
-      </w:pPr>
-      <w:r>
-        <w:rPr>
-          <w:lang w:val="en-US"/>
-        </w:rPr>
-        <w:t xml:space="preserve">{%p for </w:t>
-      </w:r>
-      <w:proofErr w:type="spellStart"/>
-      <w:r>
-        <w:rPr>
-          <w:lang w:val="en-US"/>
-        </w:rPr>
-        <w:t>tasa</w:t>
-      </w:r>
-      <w:proofErr w:type="spellEnd"/>
-      <w:r>
-        <w:rPr>
-          <w:lang w:val="en-US"/>
-        </w:rPr>
-        <w:t xml:space="preserve"> in </w:t>
-      </w:r>
-      <w:proofErr w:type="spellStart"/>
-      <w:proofErr w:type="gramStart"/>
-      <w:r>
-        <w:rPr>
-          <w:lang w:val="en-US"/>
-        </w:rPr>
-        <w:t>itinerario.tasas</w:t>
-      </w:r>
-      <w:proofErr w:type="spellEnd"/>
-      <w:proofErr w:type="gramEnd"/>
-      <w:r>
-        <w:rPr>
-          <w:lang w:val="en-US"/>
-        </w:rPr>
-        <w:t xml:space="preserve"> </w:t>
-      </w:r>
-      <w:r>
-        <w:rPr>
-          <w:lang w:val="en-US"/>
-        </w:rPr>
-        <w:t xml:space="preserve"> %</w:t>
-      </w:r>
-      <w:r>
-        <w:rPr>
-          <w:lang w:val="en-US"/>
-        </w:rPr>
-        <w:t>}</w:t>
-      </w:r>
-    </w:p>
-    <w:p>
-      <w:pPr>
         <w:pStyle w:val="Ttulo4"/>
         <w:rPr>
           <w:lang w:val="en-US"/>
         </w:rPr>
       </w:pPr>
-      <w:proofErr w:type="gramStart"/>
-      <w:r>
-        <w:rPr>
-          <w:lang w:val="en-US"/>
-        </w:rPr>
-        <w:t xml:space="preserve">{{ </w:t>
-      </w:r>
-      <w:proofErr w:type="spellStart"/>
-      <w:r>
-        <w:rPr>
-          <w:lang w:val="en-US"/>
-        </w:rPr>
-        <w:t>tasa</w:t>
-      </w:r>
-      <w:proofErr w:type="gramEnd"/>
-      <w:r>
-        <w:rPr>
-          <w:lang w:val="en-US"/>
-        </w:rPr>
-        <w:t>.</w:t>
-      </w:r>
-      <w:proofErr w:type="gramStart"/>
-      <w:r>
-        <w:rPr>
-          <w:lang w:val="en-US"/>
-        </w:rPr>
-        <w:t>nombre</w:t>
-      </w:r>
-      <w:proofErr w:type="spellEnd"/>
-      <w:r>
-        <w:rPr>
-          <w:lang w:val="en-US"/>
-        </w:rPr>
-        <w:t xml:space="preserve"> }</w:t>
-      </w:r>
-      <w:proofErr w:type="gramEnd"/>
-      <w:r>
-        <w:rPr>
-          <w:lang w:val="en-US"/>
-        </w:rPr>
-        <w:t>}</w:t>
-      </w:r>
-    </w:p>
-    <w:p>
-      <w:pPr>
-        <w:rPr>
-          <w:lang w:val="en-US"/>
-        </w:rPr>
-      </w:pPr>
-      <w:proofErr w:type="gramStart"/>
-      <w:r>
-        <w:rPr>
-          <w:lang w:val="en-US"/>
-        </w:rPr>
-        <w:t xml:space="preserve">{{ </w:t>
-      </w:r>
-      <w:proofErr w:type="spellStart"/>
-      <w:r>
-        <w:rPr>
-          <w:lang w:val="en-US"/>
-        </w:rPr>
-        <w:t>tasa</w:t>
-      </w:r>
-      <w:proofErr w:type="gramEnd"/>
-      <w:r>
-        <w:rPr>
-          <w:lang w:val="en-US"/>
-        </w:rPr>
-        <w:t>.</w:t>
-      </w:r>
-      <w:proofErr w:type="gramStart"/>
-      <w:r>
-        <w:rPr>
-          <w:lang w:val="en-US"/>
-        </w:rPr>
-        <w:t>grafica</w:t>
-      </w:r>
-      <w:proofErr w:type="spellEnd"/>
-      <w:r>
-        <w:rPr>
-          <w:lang w:val="en-US"/>
-        </w:rPr>
-        <w:t xml:space="preserve"> }</w:t>
-      </w:r>
-      <w:proofErr w:type="gramEnd"/>
-      <w:r>
-        <w:rPr>
-          <w:lang w:val="en-US"/>
-        </w:rPr>
-        <w:t>}</w:t>
-      </w:r>
-    </w:p>
-    <w:p>
-      <w:pPr>
-        <w:rPr>
-          <w:lang w:val="en-US"/>
-        </w:rPr>
-      </w:pPr>
-      <w:r>
-        <w:rPr>
-          <w:lang w:val="en-US"/>
-        </w:rPr>
-        <w:t xml:space="preserve">{%p </w:t>
-      </w:r>
-      <w:proofErr w:type="spellStart"/>
-      <w:r>
-        <w:rPr>
-          <w:lang w:val="en-US"/>
-        </w:rPr>
-        <w:t>endfor</w:t>
-      </w:r>
-      <w:proofErr w:type="spellEnd"/>
-      <w:r>
-        <w:rPr>
-          <w:lang w:val="en-US"/>
-        </w:rPr>
-        <w:t>%}</w:t>
-      </w:r>
-    </w:p>
-    <w:p>
-      <w:pPr>
-        <w:rPr>
-          <w:lang w:val="en-US"/>
-        </w:rPr>
-      </w:pPr>
-      <w:r>
-        <w:rPr>
-          <w:lang w:val="en-US"/>
-        </w:rPr>
-        <w:t xml:space="preserve">{%p </w:t>
-      </w:r>
-      <w:proofErr w:type="spellStart"/>
-      <w:r>
-        <w:rPr>
-          <w:lang w:val="en-US"/>
-        </w:rPr>
-        <w:t>endfor</w:t>
-      </w:r>
-      <w:proofErr w:type="spellEnd"/>
-      <w:r>
-        <w:rPr>
-          <w:lang w:val="en-US"/>
-        </w:rPr>
-        <w:t>%}</w:t>
-      </w:r>
-    </w:p>
-    <w:p>
-      <w:pPr>
-        <w:rPr>
-          <w:lang w:val="en-US"/>
-        </w:rPr>
-      </w:pPr>
-      <w:r>
-        <w:rPr>
-          <w:lang w:val="en-US"/>
-        </w:rPr>
-        <w:t xml:space="preserve">{%p if not </w:t>
-      </w:r>
-      <w:proofErr w:type="spellStart"/>
-      <w:proofErr w:type="gramStart"/>
-      <w:r>
-        <w:rPr>
-          <w:lang w:val="en-US"/>
-        </w:rPr>
-        <w:t>loop.last</w:t>
-      </w:r>
-      <w:proofErr w:type="spellEnd"/>
-      <w:proofErr w:type="gramEnd"/>
-      <w:r>
-        <w:rPr>
-          <w:lang w:val="en-US"/>
-        </w:rPr>
-        <w:t xml:space="preserve"> %}</w:t>
+      <w:r>
+        <w:rPr>
+          <w:lang w:val="en-US"/>
+        </w:rPr>
+        <w:t>{{ tasa.nombre }}</w:t>
+      </w:r>
+    </w:p>
+    <w:p>
+      <w:pPr>
+        <w:rPr>
+          <w:lang w:val="en-US"/>
+        </w:rPr>
+      </w:pPr>
+      <w:r>
+        <w:rPr>
+          <w:lang w:val="en-US"/>
+        </w:rPr>
+        <w:t>{{ tasa.grafica }}</w:t>
+      </w:r>
+    </w:p>
+    <w:p>
+      <w:pPr>
+        <w:rPr>
+          <w:lang w:val="en-US"/>
+        </w:rPr>
+      </w:pPr>
+      <w:r>
+        <w:rPr>
+          <w:lang w:val="en-US"/>
+        </w:rPr>
+        <w:t>{%p endfor%}</w:t>
+      </w:r>
+    </w:p>
+    <w:p>
+      <w:pPr>
+        <w:rPr>
+          <w:lang w:val="en-US"/>
+        </w:rPr>
+      </w:pPr>
+      <w:r>
+        <w:rPr>
+          <w:lang w:val="en-US"/>
+        </w:rPr>
+        <w:t>{%p endfor%}</w:t>
+      </w:r>
+    </w:p>
+    <w:p>
+      <w:pPr>
+        <w:rPr>
+          <w:lang w:val="en-US"/>
+        </w:rPr>
+      </w:pPr>
+      <w:r>
+        <w:rPr>
+          <w:lang w:val="en-US"/>
+        </w:rPr>
+        <w:t>{%p if not loop.last %}</w:t>
       </w:r>
     </w:p>
     <w:p>
@@ -2472,21 +1648,7 @@
         <w:rPr>
           <w:lang w:val="en-US"/>
         </w:rPr>
-        <w:t xml:space="preserve">{%p </w:t>
-      </w:r>
-      <w:proofErr w:type="spellStart"/>
-      <w:r>
-        <w:rPr>
-          <w:lang w:val="en-US"/>
-        </w:rPr>
-        <w:t>endfor</w:t>
-      </w:r>
-      <w:proofErr w:type="spellEnd"/>
-      <w:r>
-        <w:rPr>
-          <w:lang w:val="en-US"/>
-        </w:rPr>
-        <w:t>%}</w:t>
+        <w:t>{%p endfor%}</w:t>
       </w:r>
     </w:p>
     <w:p>
@@ -2522,15 +1684,7 @@
     </w:p>
     <w:p>
       <w:r>
-        <w:t xml:space="preserve">{%p </w:t>
-      </w:r>
-      <w:proofErr w:type="spellStart"/>
-      <w:r>
-        <w:t>endif</w:t>
-      </w:r>
-      <w:proofErr w:type="spellEnd"/>
-      <w:r>
-        <w:t xml:space="preserve"> %}</w:t>
+        <w:t>{%p endif %}</w:t>
       </w:r>
     </w:p>
     <w:p>
@@ -2632,24 +1786,11 @@
     <w:p>
       <w:r>
         <w:lastRenderedPageBreak/>
-        <w:t xml:space="preserve">{%p </w:t>
-      </w:r>
-      <w:proofErr w:type="spellStart"/>
-      <w:r>
-        <w:t>if</w:t>
-      </w:r>
-      <w:proofErr w:type="spellEnd"/>
-      <w:r>
-        <w:t xml:space="preserve"> </w:t>
-      </w:r>
-      <w:proofErr w:type="spellStart"/>
-      <w:r>
-        <w:t>mostrar_</w:t>
+        <w:t>{%p if mostrar_</w:t>
       </w:r>
       <w:r>
         <w:t>tipologia</w:t>
       </w:r>
-      <w:proofErr w:type="spellEnd"/>
       <w:r>
         <w:t xml:space="preserve"> %}</w:t>
       </w:r>
@@ -2784,30 +1925,17 @@
     <w:p>
       <w:r>
         <w:lastRenderedPageBreak/>
-        <w:t xml:space="preserve">{%p </w:t>
-      </w:r>
-      <w:proofErr w:type="spellStart"/>
-      <w:r>
-        <w:t>for</w:t>
-      </w:r>
-      <w:proofErr w:type="spellEnd"/>
-      <w:r>
-        <w:t xml:space="preserve"> </w:t>
+        <w:t xml:space="preserve">{%p for </w:t>
       </w:r>
       <w:r>
         <w:t>curso</w:t>
       </w:r>
       <w:r>
-        <w:t xml:space="preserve"> in </w:t>
-      </w:r>
-      <w:proofErr w:type="spellStart"/>
-      <w:r>
-        <w:t>datos_</w:t>
+        <w:t xml:space="preserve"> in datos_</w:t>
       </w:r>
       <w:r>
         <w:t>tipologia</w:t>
       </w:r>
-      <w:proofErr w:type="spellEnd"/>
       <w:r>
         <w:t xml:space="preserve"> %}</w:t>
       </w:r>
@@ -2817,65 +1945,12 @@
         <w:pStyle w:val="Ttulo2"/>
       </w:pPr>
       <w:r>
-        <w:t xml:space="preserve">CURSO: </w:t>
-      </w:r>
-      <w:proofErr w:type="gramStart"/>
-      <w:r>
-        <w:t xml:space="preserve">{{ </w:t>
-      </w:r>
-      <w:proofErr w:type="spellStart"/>
-      <w:r>
-        <w:t>curso</w:t>
-      </w:r>
-      <w:proofErr w:type="gramEnd"/>
-      <w:r>
-        <w:t>.</w:t>
-      </w:r>
-      <w:proofErr w:type="gramStart"/>
-      <w:r>
-        <w:t>nombre</w:t>
-      </w:r>
-      <w:proofErr w:type="spellEnd"/>
-      <w:r>
-        <w:t xml:space="preserve"> }</w:t>
-      </w:r>
-      <w:proofErr w:type="gramEnd"/>
-      <w:r>
-        <w:t>}</w:t>
-      </w:r>
-    </w:p>
-    <w:p>
-      <w:r>
-        <w:t xml:space="preserve">{%p </w:t>
-      </w:r>
-      <w:proofErr w:type="spellStart"/>
-      <w:r>
-        <w:t>for</w:t>
-      </w:r>
-      <w:proofErr w:type="spellEnd"/>
-      <w:r>
-        <w:t xml:space="preserve"> </w:t>
-      </w:r>
-      <w:proofErr w:type="spellStart"/>
-      <w:r>
-        <w:t>tipologia</w:t>
-      </w:r>
-      <w:proofErr w:type="spellEnd"/>
-      <w:r>
-        <w:t xml:space="preserve"> in </w:t>
-      </w:r>
-      <w:proofErr w:type="spellStart"/>
-      <w:proofErr w:type="gramStart"/>
-      <w:r>
-        <w:t>curso.</w:t>
-      </w:r>
-      <w:r>
-        <w:t>tipologias</w:t>
-      </w:r>
-      <w:proofErr w:type="spellEnd"/>
-      <w:proofErr w:type="gramEnd"/>
-      <w:r>
-        <w:t xml:space="preserve"> </w:t>
+        <w:t>CURSO: {{ curso.nombre }}</w:t>
+      </w:r>
+    </w:p>
+    <w:p>
+      <w:r>
+        <w:t xml:space="preserve">{%p for tipologia in curso.tipologias </w:t>
       </w:r>
       <w:r>
         <w:t>%}</w:t>
@@ -2889,7 +1964,6 @@
           <w:bCs/>
         </w:rPr>
       </w:pPr>
-      <w:proofErr w:type="spellStart"/>
       <w:r>
         <w:rPr>
           <w:b/>
@@ -2897,290 +1971,97 @@
         </w:rPr>
         <w:t>Tipologia</w:t>
       </w:r>
-      <w:proofErr w:type="spellEnd"/>
       <w:r>
         <w:rPr>
           <w:b/>
           <w:bCs/>
         </w:rPr>
-        <w:t xml:space="preserve">: </w:t>
-      </w:r>
-      <w:proofErr w:type="gramStart"/>
+        <w:t xml:space="preserve">: {{ </w:t>
+      </w:r>
       <w:r>
         <w:rPr>
           <w:b/>
           <w:bCs/>
         </w:rPr>
-        <w:t xml:space="preserve">{{ </w:t>
-      </w:r>
-      <w:proofErr w:type="spellStart"/>
+        <w:t>tipolog</w:t>
+      </w:r>
       <w:r>
         <w:rPr>
           <w:b/>
           <w:bCs/>
         </w:rPr>
-        <w:t>tipolog</w:t>
+        <w:t>i</w:t>
       </w:r>
       <w:r>
         <w:rPr>
           <w:b/>
           <w:bCs/>
         </w:rPr>
-        <w:t>i</w:t>
+        <w:t xml:space="preserve">a.nombre </w:t>
       </w:r>
       <w:r>
         <w:rPr>
           <w:b/>
           <w:bCs/>
         </w:rPr>
-        <w:t>a</w:t>
-      </w:r>
-      <w:proofErr w:type="gramEnd"/>
-      <w:r>
-        <w:rPr>
-          <w:b/>
-          <w:bCs/>
-        </w:rPr>
-        <w:t>.</w:t>
-      </w:r>
-      <w:proofErr w:type="gramStart"/>
-      <w:r>
-        <w:rPr>
-          <w:b/>
-          <w:bCs/>
-        </w:rPr>
-        <w:t>nombre</w:t>
-      </w:r>
-      <w:proofErr w:type="spellEnd"/>
-      <w:r>
-        <w:rPr>
-          <w:b/>
-          <w:bCs/>
-        </w:rPr>
-        <w:t xml:space="preserve"> </w:t>
-      </w:r>
-      <w:r>
-        <w:rPr>
-          <w:b/>
-          <w:bCs/>
-        </w:rPr>
-        <w:t>}</w:t>
-      </w:r>
-      <w:proofErr w:type="gramEnd"/>
-      <w:r>
-        <w:rPr>
-          <w:b/>
-          <w:bCs/>
-        </w:rPr>
-        <w:t>}</w:t>
-      </w:r>
-    </w:p>
-    <w:p>
-      <w:r>
-        <w:t xml:space="preserve">{%p </w:t>
-      </w:r>
-      <w:proofErr w:type="spellStart"/>
-      <w:r>
-        <w:t>for</w:t>
-      </w:r>
-      <w:proofErr w:type="spellEnd"/>
-      <w:r>
-        <w:t xml:space="preserve"> tasa in </w:t>
-      </w:r>
-      <w:proofErr w:type="spellStart"/>
-      <w:proofErr w:type="gramStart"/>
-      <w:r>
-        <w:t>tipologia</w:t>
-      </w:r>
-      <w:r>
-        <w:t>.tasas</w:t>
-      </w:r>
-      <w:proofErr w:type="spellEnd"/>
-      <w:proofErr w:type="gramEnd"/>
-      <w:r>
-        <w:t xml:space="preserve">  %}</w:t>
+        <w:t>}}</w:t>
+      </w:r>
+    </w:p>
+    <w:p>
+      <w:pPr>
+        <w:rPr>
+          <w:lang w:val="en-US"/>
+        </w:rPr>
+      </w:pPr>
+      <w:r>
+        <w:rPr>
+          <w:lang w:val="en-US"/>
+        </w:rPr>
+        <w:t>{%p for tasa in tipologia.tasas  %}</w:t>
       </w:r>
     </w:p>
     <w:p>
       <w:pPr>
         <w:pStyle w:val="Ttulo4"/>
-        <w:rPr>
-          <w:lang w:val="en-US"/>
-        </w:rPr>
-      </w:pPr>
-      <w:proofErr w:type="gramStart"/>
-      <w:r>
-        <w:rPr>
-          <w:lang w:val="en-US"/>
-        </w:rPr>
-        <w:t xml:space="preserve">{{ </w:t>
-      </w:r>
-      <w:proofErr w:type="spellStart"/>
-      <w:r>
-        <w:rPr>
-          <w:lang w:val="en-US"/>
-        </w:rPr>
-        <w:t>tasa</w:t>
-      </w:r>
-      <w:proofErr w:type="gramEnd"/>
-      <w:r>
-        <w:rPr>
-          <w:lang w:val="en-US"/>
-        </w:rPr>
-        <w:t>.</w:t>
-      </w:r>
-      <w:proofErr w:type="gramStart"/>
-      <w:r>
-        <w:rPr>
-          <w:lang w:val="en-US"/>
-        </w:rPr>
-        <w:t>nombre</w:t>
-      </w:r>
-      <w:proofErr w:type="spellEnd"/>
-      <w:r>
-        <w:rPr>
-          <w:lang w:val="en-US"/>
-        </w:rPr>
-        <w:t xml:space="preserve"> }</w:t>
-      </w:r>
-      <w:proofErr w:type="gramEnd"/>
-      <w:r>
-        <w:rPr>
-          <w:lang w:val="en-US"/>
-        </w:rPr>
-        <w:t>}</w:t>
-      </w:r>
-    </w:p>
-    <w:p>
-      <w:pPr>
-        <w:rPr>
-          <w:lang w:val="en-US"/>
-        </w:rPr>
-      </w:pPr>
-      <w:proofErr w:type="gramStart"/>
-      <w:r>
-        <w:rPr>
-          <w:lang w:val="en-US"/>
-        </w:rPr>
-        <w:t xml:space="preserve">{{ </w:t>
-      </w:r>
-      <w:proofErr w:type="spellStart"/>
-      <w:r>
-        <w:rPr>
-          <w:lang w:val="en-US"/>
-        </w:rPr>
-        <w:t>tasa</w:t>
-      </w:r>
-      <w:proofErr w:type="gramEnd"/>
-      <w:r>
-        <w:rPr>
-          <w:lang w:val="en-US"/>
-        </w:rPr>
-        <w:t>.</w:t>
-      </w:r>
-      <w:proofErr w:type="gramStart"/>
-      <w:r>
-        <w:rPr>
-          <w:lang w:val="en-US"/>
-        </w:rPr>
-        <w:t>grafica</w:t>
-      </w:r>
-      <w:proofErr w:type="spellEnd"/>
-      <w:r>
-        <w:rPr>
-          <w:lang w:val="en-US"/>
-        </w:rPr>
-        <w:t xml:space="preserve"> }</w:t>
-      </w:r>
-      <w:proofErr w:type="gramEnd"/>
-      <w:r>
-        <w:rPr>
-          <w:lang w:val="en-US"/>
-        </w:rPr>
-        <w:t>}</w:t>
-      </w:r>
-    </w:p>
-    <w:p>
-      <w:pPr>
-        <w:rPr>
-          <w:lang w:val="en-US"/>
-        </w:rPr>
-      </w:pPr>
-      <w:r>
-        <w:rPr>
-          <w:lang w:val="en-US"/>
-        </w:rPr>
-        <w:t xml:space="preserve">{%p </w:t>
-      </w:r>
-      <w:proofErr w:type="spellStart"/>
-      <w:r>
-        <w:rPr>
-          <w:lang w:val="en-US"/>
-        </w:rPr>
-        <w:t>endfor</w:t>
-      </w:r>
-      <w:proofErr w:type="spellEnd"/>
-      <w:r>
-        <w:rPr>
-          <w:lang w:val="en-US"/>
-        </w:rPr>
-        <w:t>%}</w:t>
-      </w:r>
-    </w:p>
-    <w:p>
-      <w:pPr>
-        <w:rPr>
-          <w:lang w:val="en-US"/>
-        </w:rPr>
-      </w:pPr>
-      <w:r>
-        <w:rPr>
-          <w:lang w:val="en-US"/>
-        </w:rPr>
-        <w:t xml:space="preserve">{%p </w:t>
-      </w:r>
-      <w:proofErr w:type="spellStart"/>
-      <w:r>
-        <w:rPr>
-          <w:lang w:val="en-US"/>
-        </w:rPr>
-        <w:t>endfor</w:t>
-      </w:r>
-      <w:proofErr w:type="spellEnd"/>
-      <w:r>
-        <w:rPr>
-          <w:lang w:val="en-US"/>
-        </w:rPr>
-        <w:t>%}</w:t>
-      </w:r>
-    </w:p>
-    <w:p>
-      <w:pPr>
-        <w:rPr>
-          <w:lang w:val="en-US"/>
-        </w:rPr>
-      </w:pPr>
-      <w:r>
-        <w:rPr>
-          <w:lang w:val="en-US"/>
-        </w:rPr>
-        <w:t xml:space="preserve">{%p if not </w:t>
-      </w:r>
-      <w:proofErr w:type="spellStart"/>
-      <w:proofErr w:type="gramStart"/>
-      <w:r>
-        <w:rPr>
-          <w:lang w:val="en-US"/>
-        </w:rPr>
-        <w:t>loop.last</w:t>
-      </w:r>
-      <w:proofErr w:type="spellEnd"/>
-      <w:proofErr w:type="gramEnd"/>
-      <w:r>
-        <w:rPr>
-          <w:lang w:val="en-US"/>
-        </w:rPr>
-        <w:t xml:space="preserve"> %}</w:t>
+      </w:pPr>
+      <w:r>
+        <w:t>{{ tasa.nombre }}</w:t>
+      </w:r>
+    </w:p>
+    <w:p>
+      <w:r>
+        <w:t>{{ tasa.grafica }}</w:t>
+      </w:r>
+    </w:p>
+    <w:p>
+      <w:r>
+        <w:t>{%p endfor%}</w:t>
+      </w:r>
+    </w:p>
+    <w:p>
+      <w:pPr>
+        <w:rPr>
+          <w:lang w:val="en-US"/>
+        </w:rPr>
+      </w:pPr>
+      <w:r>
+        <w:rPr>
+          <w:lang w:val="en-US"/>
+        </w:rPr>
+        <w:t>{%p endfor%}</w:t>
+      </w:r>
+    </w:p>
+    <w:p>
+      <w:pPr>
+        <w:rPr>
+          <w:lang w:val="en-US"/>
+        </w:rPr>
+      </w:pPr>
+      <w:r>
+        <w:rPr>
+          <w:lang w:val="en-US"/>
+        </w:rPr>
+        <w:t>{%p if not loop.last %}</w:t>
       </w:r>
     </w:p>
     <w:p>
@@ -3233,33 +2114,11 @@
         <w:rPr>
           <w:lang w:val="en-US"/>
         </w:rPr>
-        <w:t xml:space="preserve">{%p </w:t>
-      </w:r>
-      <w:proofErr w:type="spellStart"/>
-      <w:r>
-        <w:rPr>
-          <w:lang w:val="en-US"/>
-        </w:rPr>
-        <w:t>endfor</w:t>
-      </w:r>
-      <w:proofErr w:type="spellEnd"/>
-      <w:r>
-        <w:rPr>
-          <w:lang w:val="en-US"/>
-        </w:rPr>
-        <w:t>%}</w:t>
-      </w:r>
-    </w:p>
-    <w:p>
-      <w:pPr>
-        <w:rPr>
-          <w:lang w:val="en-US"/>
-        </w:rPr>
-      </w:pPr>
-      <w:r>
-        <w:rPr>
-          <w:lang w:val="en-US"/>
-        </w:rPr>
+        <w:t>{%p endfor%}</w:t>
+      </w:r>
+    </w:p>
+    <w:p>
+      <w:r>
         <w:t>{%p else %}</w:t>
       </w:r>
     </w:p>
@@ -3283,15 +2142,7 @@
     </w:p>
     <w:p>
       <w:r>
-        <w:t xml:space="preserve">{%p </w:t>
-      </w:r>
-      <w:proofErr w:type="spellStart"/>
-      <w:r>
-        <w:t>endif</w:t>
-      </w:r>
-      <w:proofErr w:type="spellEnd"/>
-      <w:r>
-        <w:t xml:space="preserve"> %}</w:t>
+        <w:t>{%p endif %}</w:t>
       </w:r>
     </w:p>
     <w:p/>
